--- a/tillsyn/Söderbyskogens naturreservat tillsynsbegäran.docx
+++ b/tillsyn/Söderbyskogens naturreservat tillsynsbegäran.docx
@@ -12,7 +12,7 @@
     </w:p>
     <w:p>
       <w:r>
-        <w:t>Denna tillsynsbegäran behandlar höga naturvärden i avverkningsanmälan Söderbyskogens naturreservat i Haninge kommun som inkom 2026-07-15 och omfattar 16,8 ha.</w:t>
+        <w:t>Denna tillsynsbegäran behandlar höga naturvärden i avverkningsanmälan Söderbyskogens naturreservat i Haninge kommun som inkom 2026-07-16 och omfattar 16,8 ha.</w:t>
       </w:r>
     </w:p>
     <w:p>
@@ -1318,7 +1318,7 @@
     <w:r>
       <w:tab/>
       <w:tab/>
-      <w:t>2026-07-15</w:t>
+      <w:t>2026-07-16</w:t>
       <w:br/>
       <w:br/>
     </w:r>

--- a/tillsyn/Söderbyskogens naturreservat tillsynsbegäran.docx
+++ b/tillsyn/Söderbyskogens naturreservat tillsynsbegäran.docx
@@ -12,7 +12,7 @@
     </w:p>
     <w:p>
       <w:r>
-        <w:t>Denna tillsynsbegäran behandlar höga naturvärden i avverkningsanmälan Söderbyskogens naturreservat i Haninge kommun som inkom 2026-07-16 och omfattar 16,8 ha.</w:t>
+        <w:t>Denna tillsynsbegäran behandlar höga naturvärden i avverkningsanmälan Söderbyskogens naturreservat i Haninge kommun som inkom 2026-07-17 och omfattar 16,8 ha.</w:t>
       </w:r>
     </w:p>
     <w:p>
@@ -1318,7 +1318,7 @@
     <w:r>
       <w:tab/>
       <w:tab/>
-      <w:t>2026-07-16</w:t>
+      <w:t>2026-07-17</w:t>
       <w:br/>
       <w:br/>
     </w:r>

--- a/tillsyn/Söderbyskogens naturreservat tillsynsbegäran.docx
+++ b/tillsyn/Söderbyskogens naturreservat tillsynsbegäran.docx
@@ -12,7 +12,7 @@
     </w:p>
     <w:p>
       <w:r>
-        <w:t>Denna tillsynsbegäran behandlar höga naturvärden i avverkningsanmälan Söderbyskogens naturreservat i Haninge kommun som inkom 2026-07-17 och omfattar 16,8 ha.</w:t>
+        <w:t>Denna tillsynsbegäran behandlar höga naturvärden i avverkningsanmälan Söderbyskogens naturreservat i Haninge kommun som inkom 2026-07-18 och omfattar 16,8 ha.</w:t>
       </w:r>
     </w:p>
     <w:p>
@@ -1318,7 +1318,7 @@
     <w:r>
       <w:tab/>
       <w:tab/>
-      <w:t>2026-07-17</w:t>
+      <w:t>2026-07-18</w:t>
       <w:br/>
       <w:br/>
     </w:r>

--- a/tillsyn/Söderbyskogens naturreservat tillsynsbegäran.docx
+++ b/tillsyn/Söderbyskogens naturreservat tillsynsbegäran.docx
@@ -12,7 +12,7 @@
     </w:p>
     <w:p>
       <w:r>
-        <w:t>Denna tillsynsbegäran behandlar höga naturvärden i avverkningsanmälan Söderbyskogens naturreservat i Haninge kommun som inkom 2026-07-18 och omfattar 16,8 ha.</w:t>
+        <w:t>Denna tillsynsbegäran behandlar höga naturvärden i avverkningsanmälan Söderbyskogens naturreservat i Haninge kommun som inkom 2026-07-19 och omfattar 16,8 ha.</w:t>
       </w:r>
     </w:p>
     <w:p>
@@ -1318,7 +1318,7 @@
     <w:r>
       <w:tab/>
       <w:tab/>
-      <w:t>2026-07-18</w:t>
+      <w:t>2026-07-19</w:t>
       <w:br/>
       <w:br/>
     </w:r>

--- a/tillsyn/Söderbyskogens naturreservat tillsynsbegäran.docx
+++ b/tillsyn/Söderbyskogens naturreservat tillsynsbegäran.docx
@@ -12,7 +12,7 @@
     </w:p>
     <w:p>
       <w:r>
-        <w:t>Denna tillsynsbegäran behandlar höga naturvärden i avverkningsanmälan Söderbyskogens naturreservat i Haninge kommun som inkom 2026-07-19 och omfattar 16,8 ha.</w:t>
+        <w:t>Denna tillsynsbegäran behandlar höga naturvärden i avverkningsanmälan Söderbyskogens naturreservat i Haninge kommun som inkom 2026-07-20 och omfattar 16,8 ha.</w:t>
       </w:r>
     </w:p>
     <w:p>
@@ -1318,7 +1318,7 @@
     <w:r>
       <w:tab/>
       <w:tab/>
-      <w:t>2026-07-19</w:t>
+      <w:t>2026-07-20</w:t>
       <w:br/>
       <w:br/>
     </w:r>

--- a/tillsyn/Söderbyskogens naturreservat tillsynsbegäran.docx
+++ b/tillsyn/Söderbyskogens naturreservat tillsynsbegäran.docx
@@ -12,7 +12,7 @@
     </w:p>
     <w:p>
       <w:r>
-        <w:t>Denna tillsynsbegäran behandlar höga naturvärden i avverkningsanmälan Söderbyskogens naturreservat i Haninge kommun som inkom 2026-07-20 och omfattar 16,8 ha.</w:t>
+        <w:t>Denna tillsynsbegäran behandlar höga naturvärden i avverkningsanmälan Söderbyskogens naturreservat i Haninge kommun som inkom 2026-07-21 och omfattar 16,8 ha.</w:t>
       </w:r>
     </w:p>
     <w:p>
@@ -1318,7 +1318,7 @@
     <w:r>
       <w:tab/>
       <w:tab/>
-      <w:t>2026-07-20</w:t>
+      <w:t>2026-07-21</w:t>
       <w:br/>
       <w:br/>
     </w:r>

--- a/tillsyn/Söderbyskogens naturreservat tillsynsbegäran.docx
+++ b/tillsyn/Söderbyskogens naturreservat tillsynsbegäran.docx
@@ -12,7 +12,7 @@
     </w:p>
     <w:p>
       <w:r>
-        <w:t>Denna tillsynsbegäran behandlar höga naturvärden i avverkningsanmälan Söderbyskogens naturreservat i Haninge kommun som inkom 2026-07-21 och omfattar 16,8 ha.</w:t>
+        <w:t>Denna tillsynsbegäran behandlar höga naturvärden i avverkningsanmälan Söderbyskogens naturreservat i Haninge kommun som inkom 2026-07-22 och omfattar 16,8 ha.</w:t>
       </w:r>
     </w:p>
     <w:p>
@@ -1318,7 +1318,7 @@
     <w:r>
       <w:tab/>
       <w:tab/>
-      <w:t>2026-07-21</w:t>
+      <w:t>2026-07-22</w:t>
       <w:br/>
       <w:br/>
     </w:r>

--- a/tillsyn/Söderbyskogens naturreservat tillsynsbegäran.docx
+++ b/tillsyn/Söderbyskogens naturreservat tillsynsbegäran.docx
@@ -12,7 +12,7 @@
     </w:p>
     <w:p>
       <w:r>
-        <w:t>Denna tillsynsbegäran behandlar höga naturvärden i avverkningsanmälan Söderbyskogens naturreservat i Haninge kommun som inkom 2026-07-22 och omfattar 16,8 ha.</w:t>
+        <w:t>Denna tillsynsbegäran behandlar höga naturvärden i avverkningsanmälan Söderbyskogens naturreservat i Haninge kommun som inkom 2026-07-23 och omfattar 16,8 ha.</w:t>
       </w:r>
     </w:p>
     <w:p>
@@ -1318,7 +1318,7 @@
     <w:r>
       <w:tab/>
       <w:tab/>
-      <w:t>2026-07-22</w:t>
+      <w:t>2026-07-23</w:t>
       <w:br/>
       <w:br/>
     </w:r>

--- a/tillsyn/Söderbyskogens naturreservat tillsynsbegäran.docx
+++ b/tillsyn/Söderbyskogens naturreservat tillsynsbegäran.docx
@@ -12,7 +12,7 @@
     </w:p>
     <w:p>
       <w:r>
-        <w:t>Denna tillsynsbegäran behandlar höga naturvärden i avverkningsanmälan Söderbyskogens naturreservat i Haninge kommun som inkom 2026-07-23 och omfattar 16,8 ha.</w:t>
+        <w:t>Denna tillsynsbegäran behandlar höga naturvärden i avverkningsanmälan Söderbyskogens naturreservat i Haninge kommun som inkom 2026-07-24 och omfattar 16,8 ha.</w:t>
       </w:r>
     </w:p>
     <w:p>
@@ -1318,7 +1318,7 @@
     <w:r>
       <w:tab/>
       <w:tab/>
-      <w:t>2026-07-23</w:t>
+      <w:t>2026-07-24</w:t>
       <w:br/>
       <w:br/>
     </w:r>

--- a/tillsyn/Söderbyskogens naturreservat tillsynsbegäran.docx
+++ b/tillsyn/Söderbyskogens naturreservat tillsynsbegäran.docx
@@ -12,7 +12,7 @@
     </w:p>
     <w:p>
       <w:r>
-        <w:t>Denna tillsynsbegäran behandlar höga naturvärden i avverkningsanmälan Söderbyskogens naturreservat i Haninge kommun som inkom 2026-07-24 och omfattar 16,8 ha.</w:t>
+        <w:t>Denna tillsynsbegäran behandlar höga naturvärden i avverkningsanmälan Söderbyskogens naturreservat i Haninge kommun som inkom 2026-07-25 och omfattar 16,8 ha.</w:t>
       </w:r>
     </w:p>
     <w:p>
@@ -1318,7 +1318,7 @@
     <w:r>
       <w:tab/>
       <w:tab/>
-      <w:t>2026-07-24</w:t>
+      <w:t>2026-07-25</w:t>
       <w:br/>
       <w:br/>
     </w:r>

--- a/tillsyn/Söderbyskogens naturreservat tillsynsbegäran.docx
+++ b/tillsyn/Söderbyskogens naturreservat tillsynsbegäran.docx
@@ -12,7 +12,7 @@
     </w:p>
     <w:p>
       <w:r>
-        <w:t>Denna tillsynsbegäran behandlar höga naturvärden i avverkningsanmälan Söderbyskogens naturreservat i Haninge kommun som inkom 2026-07-25 och omfattar 16,8 ha.</w:t>
+        <w:t>Denna tillsynsbegäran behandlar höga naturvärden i avverkningsanmälan Söderbyskogens naturreservat i Haninge kommun som inkom 2026-07-26 och omfattar 16,8 ha.</w:t>
       </w:r>
     </w:p>
     <w:p>
@@ -1318,7 +1318,7 @@
     <w:r>
       <w:tab/>
       <w:tab/>
-      <w:t>2026-07-25</w:t>
+      <w:t>2026-07-26</w:t>
       <w:br/>
       <w:br/>
     </w:r>

--- a/tillsyn/Söderbyskogens naturreservat tillsynsbegäran.docx
+++ b/tillsyn/Söderbyskogens naturreservat tillsynsbegäran.docx
@@ -12,7 +12,7 @@
     </w:p>
     <w:p>
       <w:r>
-        <w:t>Denna tillsynsbegäran behandlar höga naturvärden i avverkningsanmälan Söderbyskogens naturreservat i Haninge kommun som inkom 2026-07-26 och omfattar 16,8 ha.</w:t>
+        <w:t>Denna tillsynsbegäran behandlar höga naturvärden i avverkningsanmälan Söderbyskogens naturreservat i Haninge kommun som inkom 2026-07-27 och omfattar 16,8 ha.</w:t>
       </w:r>
     </w:p>
     <w:p>
@@ -1318,7 +1318,7 @@
     <w:r>
       <w:tab/>
       <w:tab/>
-      <w:t>2026-07-26</w:t>
+      <w:t>2026-07-27</w:t>
       <w:br/>
       <w:br/>
     </w:r>

--- a/tillsyn/Söderbyskogens naturreservat tillsynsbegäran.docx
+++ b/tillsyn/Söderbyskogens naturreservat tillsynsbegäran.docx
@@ -12,7 +12,7 @@
     </w:p>
     <w:p>
       <w:r>
-        <w:t>Denna tillsynsbegäran behandlar höga naturvärden i avverkningsanmälan Söderbyskogens naturreservat i Haninge kommun som inkom 2026-07-27 och omfattar 16,8 ha.</w:t>
+        <w:t>Denna tillsynsbegäran behandlar höga naturvärden i avverkningsanmälan Söderbyskogens naturreservat i Haninge kommun som inkom 2026-07-28 och omfattar 16,8 ha.</w:t>
       </w:r>
     </w:p>
     <w:p>
@@ -1318,7 +1318,7 @@
     <w:r>
       <w:tab/>
       <w:tab/>
-      <w:t>2026-07-27</w:t>
+      <w:t>2026-07-28</w:t>
       <w:br/>
       <w:br/>
     </w:r>

--- a/tillsyn/Söderbyskogens naturreservat tillsynsbegäran.docx
+++ b/tillsyn/Söderbyskogens naturreservat tillsynsbegäran.docx
@@ -12,7 +12,7 @@
     </w:p>
     <w:p>
       <w:r>
-        <w:t>Denna tillsynsbegäran behandlar höga naturvärden i avverkningsanmälan Söderbyskogens naturreservat i Haninge kommun som inkom 2026-07-28 och omfattar 16,8 ha.</w:t>
+        <w:t>Denna tillsynsbegäran behandlar höga naturvärden i avverkningsanmälan Söderbyskogens naturreservat i Haninge kommun som inkom 2026-07-29 och omfattar 16,8 ha.</w:t>
       </w:r>
     </w:p>
     <w:p>
@@ -1318,7 +1318,7 @@
     <w:r>
       <w:tab/>
       <w:tab/>
-      <w:t>2026-07-28</w:t>
+      <w:t>2026-07-29</w:t>
       <w:br/>
       <w:br/>
     </w:r>

--- a/tillsyn/Söderbyskogens naturreservat tillsynsbegäran.docx
+++ b/tillsyn/Söderbyskogens naturreservat tillsynsbegäran.docx
@@ -12,7 +12,7 @@
     </w:p>
     <w:p>
       <w:r>
-        <w:t>Denna tillsynsbegäran behandlar höga naturvärden i avverkningsanmälan Söderbyskogens naturreservat i Haninge kommun som inkom 2026-07-29 och omfattar 16,8 ha.</w:t>
+        <w:t>Denna tillsynsbegäran behandlar höga naturvärden i avverkningsanmälan Söderbyskogens naturreservat i Haninge kommun som inkom 2026-07-30 och omfattar 16,8 ha.</w:t>
       </w:r>
     </w:p>
     <w:p>
@@ -1318,7 +1318,7 @@
     <w:r>
       <w:tab/>
       <w:tab/>
-      <w:t>2026-07-29</w:t>
+      <w:t>2026-07-30</w:t>
       <w:br/>
       <w:br/>
     </w:r>

--- a/tillsyn/Söderbyskogens naturreservat tillsynsbegäran.docx
+++ b/tillsyn/Söderbyskogens naturreservat tillsynsbegäran.docx
@@ -12,7 +12,7 @@
     </w:p>
     <w:p>
       <w:r>
-        <w:t>Denna tillsynsbegäran behandlar höga naturvärden i avverkningsanmälan Söderbyskogens naturreservat i Haninge kommun som inkom 2026-07-30 och omfattar 16,8 ha.</w:t>
+        <w:t>Denna tillsynsbegäran behandlar höga naturvärden i avverkningsanmälan Söderbyskogens naturreservat i Haninge kommun som inkom 2026-07-31 och omfattar 16,8 ha.</w:t>
       </w:r>
     </w:p>
     <w:p>
@@ -1318,7 +1318,7 @@
     <w:r>
       <w:tab/>
       <w:tab/>
-      <w:t>2026-07-30</w:t>
+      <w:t>2026-07-31</w:t>
       <w:br/>
       <w:br/>
     </w:r>

--- a/tillsyn/Söderbyskogens naturreservat tillsynsbegäran.docx
+++ b/tillsyn/Söderbyskogens naturreservat tillsynsbegäran.docx
@@ -12,7 +12,7 @@
     </w:p>
     <w:p>
       <w:r>
-        <w:t>Denna tillsynsbegäran behandlar höga naturvärden i avverkningsanmälan Söderbyskogens naturreservat i Haninge kommun som inkom 2026-07-31 och omfattar 16,8 ha.</w:t>
+        <w:t>Denna tillsynsbegäran behandlar höga naturvärden i avverkningsanmälan Söderbyskogens naturreservat i Haninge kommun som inkom 2026-08-01 och omfattar 16,8 ha.</w:t>
       </w:r>
     </w:p>
     <w:p>
@@ -1318,7 +1318,7 @@
     <w:r>
       <w:tab/>
       <w:tab/>
-      <w:t>2026-07-31</w:t>
+      <w:t>2026-08-01</w:t>
       <w:br/>
       <w:br/>
     </w:r>

--- a/tillsyn/Söderbyskogens naturreservat tillsynsbegäran.docx
+++ b/tillsyn/Söderbyskogens naturreservat tillsynsbegäran.docx
@@ -12,7 +12,7 @@
     </w:p>
     <w:p>
       <w:r>
-        <w:t>Denna tillsynsbegäran behandlar höga naturvärden i avverkningsanmälan Söderbyskogens naturreservat i Haninge kommun som inkom 2026-08-01 och omfattar 16,8 ha.</w:t>
+        <w:t>Denna tillsynsbegäran behandlar höga naturvärden i avverkningsanmälan Söderbyskogens naturreservat i Haninge kommun som inkom 2026-08-02 och omfattar 16,8 ha.</w:t>
       </w:r>
     </w:p>
     <w:p>
@@ -1318,7 +1318,7 @@
     <w:r>
       <w:tab/>
       <w:tab/>
-      <w:t>2026-08-01</w:t>
+      <w:t>2026-08-02</w:t>
       <w:br/>
       <w:br/>
     </w:r>

--- a/tillsyn/Söderbyskogens naturreservat tillsynsbegäran.docx
+++ b/tillsyn/Söderbyskogens naturreservat tillsynsbegäran.docx
@@ -12,7 +12,7 @@
     </w:p>
     <w:p>
       <w:r>
-        <w:t>Denna tillsynsbegäran behandlar höga naturvärden i avverkningsanmälan Söderbyskogens naturreservat i Haninge kommun som inkom 2026-08-02 och omfattar 16,8 ha.</w:t>
+        <w:t>Denna tillsynsbegäran behandlar höga naturvärden i avverkningsanmälan Söderbyskogens naturreservat i Haninge kommun som inkom 2026-08-03 och omfattar 16,8 ha.</w:t>
       </w:r>
     </w:p>
     <w:p>
@@ -1318,7 +1318,7 @@
     <w:r>
       <w:tab/>
       <w:tab/>
-      <w:t>2026-08-02</w:t>
+      <w:t>2026-08-03</w:t>
       <w:br/>
       <w:br/>
     </w:r>

--- a/tillsyn/Söderbyskogens naturreservat tillsynsbegäran.docx
+++ b/tillsyn/Söderbyskogens naturreservat tillsynsbegäran.docx
@@ -12,7 +12,7 @@
     </w:p>
     <w:p>
       <w:r>
-        <w:t>Denna tillsynsbegäran behandlar höga naturvärden i avverkningsanmälan Söderbyskogens naturreservat i Haninge kommun som inkom 2026-08-03 och omfattar 16,8 ha.</w:t>
+        <w:t>Denna tillsynsbegäran behandlar höga naturvärden i avverkningsanmälan Söderbyskogens naturreservat i Haninge kommun som inkom 2026-08-06 och omfattar 16,8 ha.</w:t>
       </w:r>
     </w:p>
     <w:p>
@@ -1318,7 +1318,7 @@
     <w:r>
       <w:tab/>
       <w:tab/>
-      <w:t>2026-08-03</w:t>
+      <w:t>2026-08-06</w:t>
       <w:br/>
       <w:br/>
     </w:r>

--- a/tillsyn/Söderbyskogens naturreservat tillsynsbegäran.docx
+++ b/tillsyn/Söderbyskogens naturreservat tillsynsbegäran.docx
@@ -12,7 +12,7 @@
     </w:p>
     <w:p>
       <w:r>
-        <w:t>Denna tillsynsbegäran behandlar höga naturvärden i avverkningsanmälan Söderbyskogens naturreservat i Haninge kommun som inkom 2026-08-06 och omfattar 16,8 ha.</w:t>
+        <w:t>Denna tillsynsbegäran behandlar höga naturvärden i avverkningsanmälan Söderbyskogens naturreservat i Haninge kommun som inkom 2026-08-07 och omfattar 16,8 ha.</w:t>
       </w:r>
     </w:p>
     <w:p>
@@ -1318,7 +1318,7 @@
     <w:r>
       <w:tab/>
       <w:tab/>
-      <w:t>2026-08-06</w:t>
+      <w:t>2026-08-07</w:t>
       <w:br/>
       <w:br/>
     </w:r>

--- a/tillsyn/Söderbyskogens naturreservat tillsynsbegäran.docx
+++ b/tillsyn/Söderbyskogens naturreservat tillsynsbegäran.docx
@@ -12,7 +12,7 @@
     </w:p>
     <w:p>
       <w:r>
-        <w:t>Denna tillsynsbegäran behandlar höga naturvärden i avverkningsanmälan Söderbyskogens naturreservat i Haninge kommun som inkom 2026-08-07 och omfattar 16,8 ha.</w:t>
+        <w:t>Denna tillsynsbegäran behandlar höga naturvärden i avverkningsanmälan Söderbyskogens naturreservat i Haninge kommun som inkom 2026-08-08 och omfattar 16,8 ha.</w:t>
       </w:r>
     </w:p>
     <w:p>
@@ -1318,7 +1318,7 @@
     <w:r>
       <w:tab/>
       <w:tab/>
-      <w:t>2026-08-07</w:t>
+      <w:t>2026-08-08</w:t>
       <w:br/>
       <w:br/>
     </w:r>

--- a/tillsyn/Söderbyskogens naturreservat tillsynsbegäran.docx
+++ b/tillsyn/Söderbyskogens naturreservat tillsynsbegäran.docx
@@ -12,7 +12,7 @@
     </w:p>
     <w:p>
       <w:r>
-        <w:t>Denna tillsynsbegäran behandlar höga naturvärden i avverkningsanmälan Söderbyskogens naturreservat i Haninge kommun som inkom 2026-08-08 och omfattar 16,8 ha.</w:t>
+        <w:t>Denna tillsynsbegäran behandlar höga naturvärden i avverkningsanmälan Söderbyskogens naturreservat i Haninge kommun som inkom 2026-08-09 och omfattar 16,8 ha.</w:t>
       </w:r>
     </w:p>
     <w:p>
@@ -1318,7 +1318,7 @@
     <w:r>
       <w:tab/>
       <w:tab/>
-      <w:t>2026-08-08</w:t>
+      <w:t>2026-08-09</w:t>
       <w:br/>
       <w:br/>
     </w:r>

--- a/tillsyn/Söderbyskogens naturreservat tillsynsbegäran.docx
+++ b/tillsyn/Söderbyskogens naturreservat tillsynsbegäran.docx
@@ -12,7 +12,7 @@
     </w:p>
     <w:p>
       <w:r>
-        <w:t>Denna tillsynsbegäran behandlar höga naturvärden i avverkningsanmälan Söderbyskogens naturreservat i Haninge kommun som inkom 2026-08-09 och omfattar 16,8 ha.</w:t>
+        <w:t>Denna tillsynsbegäran behandlar höga naturvärden i avverkningsanmälan Söderbyskogens naturreservat i Haninge kommun som inkom 2026-08-10 och omfattar 16,8 ha.</w:t>
       </w:r>
     </w:p>
     <w:p>
@@ -1318,7 +1318,7 @@
     <w:r>
       <w:tab/>
       <w:tab/>
-      <w:t>2026-08-09</w:t>
+      <w:t>2026-08-10</w:t>
       <w:br/>
       <w:br/>
     </w:r>

--- a/tillsyn/Söderbyskogens naturreservat tillsynsbegäran.docx
+++ b/tillsyn/Söderbyskogens naturreservat tillsynsbegäran.docx
@@ -12,7 +12,7 @@
     </w:p>
     <w:p>
       <w:r>
-        <w:t>Denna tillsynsbegäran behandlar höga naturvärden i avverkningsanmälan Söderbyskogens naturreservat i Haninge kommun som inkom 2026-08-10 och omfattar 16,8 ha.</w:t>
+        <w:t>Denna tillsynsbegäran behandlar höga naturvärden i avverkningsanmälan Söderbyskogens naturreservat i Haninge kommun som inkom 2026-08-11 och omfattar 16,8 ha.</w:t>
       </w:r>
     </w:p>
     <w:p>
@@ -1318,7 +1318,7 @@
     <w:r>
       <w:tab/>
       <w:tab/>
-      <w:t>2026-08-10</w:t>
+      <w:t>2026-08-11</w:t>
       <w:br/>
       <w:br/>
     </w:r>

--- a/tillsyn/Söderbyskogens naturreservat tillsynsbegäran.docx
+++ b/tillsyn/Söderbyskogens naturreservat tillsynsbegäran.docx
@@ -12,7 +12,7 @@
     </w:p>
     <w:p>
       <w:r>
-        <w:t>Denna tillsynsbegäran behandlar höga naturvärden i avverkningsanmälan Söderbyskogens naturreservat i Haninge kommun som inkom 2026-08-11 och omfattar 16,8 ha.</w:t>
+        <w:t>Denna tillsynsbegäran behandlar höga naturvärden i avverkningsanmälan Söderbyskogens naturreservat i Haninge kommun som inkom 2026-08-12 och omfattar 16,8 ha.</w:t>
       </w:r>
     </w:p>
     <w:p>
@@ -1318,7 +1318,7 @@
     <w:r>
       <w:tab/>
       <w:tab/>
-      <w:t>2026-08-11</w:t>
+      <w:t>2026-08-12</w:t>
       <w:br/>
       <w:br/>
     </w:r>

--- a/tillsyn/Söderbyskogens naturreservat tillsynsbegäran.docx
+++ b/tillsyn/Söderbyskogens naturreservat tillsynsbegäran.docx
@@ -12,7 +12,7 @@
     </w:p>
     <w:p>
       <w:r>
-        <w:t>Denna tillsynsbegäran behandlar höga naturvärden i avverkningsanmälan Söderbyskogens naturreservat i Haninge kommun som inkom 2026-08-12 och omfattar 16,8 ha.</w:t>
+        <w:t>Denna tillsynsbegäran behandlar höga naturvärden i avverkningsanmälan Söderbyskogens naturreservat i Haninge kommun som inkom 2026-08-13 och omfattar 16,8 ha.</w:t>
       </w:r>
     </w:p>
     <w:p>
@@ -1318,7 +1318,7 @@
     <w:r>
       <w:tab/>
       <w:tab/>
-      <w:t>2026-08-12</w:t>
+      <w:t>2026-08-13</w:t>
       <w:br/>
       <w:br/>
     </w:r>

--- a/tillsyn/Söderbyskogens naturreservat tillsynsbegäran.docx
+++ b/tillsyn/Söderbyskogens naturreservat tillsynsbegäran.docx
@@ -12,7 +12,7 @@
     </w:p>
     <w:p>
       <w:r>
-        <w:t>Denna tillsynsbegäran behandlar höga naturvärden i avverkningsanmälan Söderbyskogens naturreservat i Haninge kommun som inkom 2026-08-13 och omfattar 16,8 ha.</w:t>
+        <w:t>Denna tillsynsbegäran behandlar höga naturvärden i avverkningsanmälan Söderbyskogens naturreservat i Haninge kommun som inkom 2026-08-14 och omfattar 16,8 ha.</w:t>
       </w:r>
     </w:p>
     <w:p>
@@ -1318,7 +1318,7 @@
     <w:r>
       <w:tab/>
       <w:tab/>
-      <w:t>2026-08-13</w:t>
+      <w:t>2026-08-14</w:t>
       <w:br/>
       <w:br/>
     </w:r>

--- a/tillsyn/Söderbyskogens naturreservat tillsynsbegäran.docx
+++ b/tillsyn/Söderbyskogens naturreservat tillsynsbegäran.docx
@@ -12,7 +12,7 @@
     </w:p>
     <w:p>
       <w:r>
-        <w:t>Denna tillsynsbegäran behandlar höga naturvärden i avverkningsanmälan Söderbyskogens naturreservat i Haninge kommun som inkom 2026-08-14 och omfattar 16,8 ha.</w:t>
+        <w:t>Denna tillsynsbegäran behandlar höga naturvärden i avverkningsanmälan Söderbyskogens naturreservat i Haninge kommun som inkom 2026-08-15 och omfattar 16,8 ha.</w:t>
       </w:r>
     </w:p>
     <w:p>
@@ -60,7 +60,7 @@
         <w:spacing w:after="240"/>
       </w:pPr>
       <w:r>
-        <w:t>Figur 1. Fyndplatser för naturvårdsarter i avverkningsanmälan. Markörer utan svart kant är placerade på fyndplatsen. Markörer med svart kant är placerade vid sidan av fyndplatsen har ett svart streck som visar fyndplatsens exakta position. Kartans mittpunktskoordinat är N 6565190, E 680649 i SWEREF 99 TM.</w:t>
+        <w:t>Figur 1. Fyndplatser för naturvårdsarter i avverkningsanmälan. Markörer utan svart kant är placerade på fyndplatsen. Markörer med svart kant är placerade vid sidan av fyndplatsen och har ett svart streck som visar fyndplatsens exakta position. Kartans mittpunktskoordinat är N 6565190, E 680649 i SWEREF 99 TM.</w:t>
       </w:r>
     </w:p>
     <w:p>
@@ -1318,7 +1318,7 @@
     <w:r>
       <w:tab/>
       <w:tab/>
-      <w:t>2026-08-14</w:t>
+      <w:t>2026-08-15</w:t>
       <w:br/>
       <w:br/>
     </w:r>

--- a/tillsyn/Söderbyskogens naturreservat tillsynsbegäran.docx
+++ b/tillsyn/Söderbyskogens naturreservat tillsynsbegäran.docx
@@ -12,7 +12,7 @@
     </w:p>
     <w:p>
       <w:r>
-        <w:t>Denna tillsynsbegäran behandlar höga naturvärden i avverkningsanmälan Söderbyskogens naturreservat i Haninge kommun som inkom 2026-08-15 och omfattar 16,8 ha.</w:t>
+        <w:t>Denna tillsynsbegäran behandlar höga naturvärden i avverkningsanmälan Söderbyskogens naturreservat i Haninge kommun som inkom 2026-08-16 och omfattar 16,8 ha.</w:t>
       </w:r>
     </w:p>
     <w:p>
@@ -1318,7 +1318,7 @@
     <w:r>
       <w:tab/>
       <w:tab/>
-      <w:t>2026-08-15</w:t>
+      <w:t>2026-08-16</w:t>
       <w:br/>
       <w:br/>
     </w:r>

--- a/tillsyn/Söderbyskogens naturreservat tillsynsbegäran.docx
+++ b/tillsyn/Söderbyskogens naturreservat tillsynsbegäran.docx
@@ -12,7 +12,7 @@
     </w:p>
     <w:p>
       <w:r>
-        <w:t>Denna tillsynsbegäran behandlar höga naturvärden i avverkningsanmälan Söderbyskogens naturreservat i Haninge kommun som inkom 2026-08-16 och omfattar 16,8 ha.</w:t>
+        <w:t>Denna tillsynsbegäran behandlar höga naturvärden i avverkningsanmälan Söderbyskogens naturreservat i Haninge kommun som inkom 2026-08-17 och omfattar 16,8 ha.</w:t>
       </w:r>
     </w:p>
     <w:p>
@@ -1318,7 +1318,7 @@
     <w:r>
       <w:tab/>
       <w:tab/>
-      <w:t>2026-08-16</w:t>
+      <w:t>2026-08-17</w:t>
       <w:br/>
       <w:br/>
     </w:r>

--- a/tillsyn/Söderbyskogens naturreservat tillsynsbegäran.docx
+++ b/tillsyn/Söderbyskogens naturreservat tillsynsbegäran.docx
@@ -12,7 +12,7 @@
     </w:p>
     <w:p>
       <w:r>
-        <w:t>Denna tillsynsbegäran behandlar höga naturvärden i avverkningsanmälan Söderbyskogens naturreservat i Haninge kommun som inkom 2026-08-17 och omfattar 16,8 ha.</w:t>
+        <w:t>Denna tillsynsbegäran behandlar höga naturvärden i avverkningsanmälan Söderbyskogens naturreservat i Haninge kommun som inkom 2026-08-18 och omfattar 16,8 ha.</w:t>
       </w:r>
     </w:p>
     <w:p>
@@ -1318,7 +1318,7 @@
     <w:r>
       <w:tab/>
       <w:tab/>
-      <w:t>2026-08-17</w:t>
+      <w:t>2026-08-18</w:t>
       <w:br/>
       <w:br/>
     </w:r>

--- a/tillsyn/Söderbyskogens naturreservat tillsynsbegäran.docx
+++ b/tillsyn/Söderbyskogens naturreservat tillsynsbegäran.docx
@@ -12,7 +12,7 @@
     </w:p>
     <w:p>
       <w:r>
-        <w:t>Denna tillsynsbegäran behandlar höga naturvärden i avverkningsanmälan Söderbyskogens naturreservat i Haninge kommun som inkom 2026-08-18 och omfattar 16,8 ha.</w:t>
+        <w:t>Denna tillsynsbegäran behandlar höga naturvärden i avverkningsanmälan Söderbyskogens naturreservat i Haninge kommun som inkom 2026-08-19 och omfattar 16,8 ha.</w:t>
       </w:r>
     </w:p>
     <w:p>
@@ -1318,7 +1318,7 @@
     <w:r>
       <w:tab/>
       <w:tab/>
-      <w:t>2026-08-18</w:t>
+      <w:t>2026-08-19</w:t>
       <w:br/>
       <w:br/>
     </w:r>

--- a/tillsyn/Söderbyskogens naturreservat tillsynsbegäran.docx
+++ b/tillsyn/Söderbyskogens naturreservat tillsynsbegäran.docx
@@ -12,7 +12,7 @@
     </w:p>
     <w:p>
       <w:r>
-        <w:t>Denna tillsynsbegäran behandlar höga naturvärden i avverkningsanmälan Söderbyskogens naturreservat i Haninge kommun som inkom 2026-08-19 och omfattar 16,8 ha.</w:t>
+        <w:t>Denna tillsynsbegäran behandlar höga naturvärden i avverkningsanmälan Söderbyskogens naturreservat i Haninge kommun som inkom 2026-08-20 och omfattar 16,8 ha.</w:t>
       </w:r>
     </w:p>
     <w:p>
@@ -1318,7 +1318,7 @@
     <w:r>
       <w:tab/>
       <w:tab/>
-      <w:t>2026-08-19</w:t>
+      <w:t>2026-08-20</w:t>
       <w:br/>
       <w:br/>
     </w:r>

--- a/tillsyn/Söderbyskogens naturreservat tillsynsbegäran.docx
+++ b/tillsyn/Söderbyskogens naturreservat tillsynsbegäran.docx
@@ -12,7 +12,7 @@
     </w:p>
     <w:p>
       <w:r>
-        <w:t>Denna tillsynsbegäran behandlar höga naturvärden i avverkningsanmälan Söderbyskogens naturreservat i Haninge kommun som inkom 2026-08-20 och omfattar 16,8 ha.</w:t>
+        <w:t>Denna tillsynsbegäran behandlar höga naturvärden i avverkningsanmälan Söderbyskogens naturreservat i Haninge kommun som inkom 2026-08-21 och omfattar 16,8 ha.</w:t>
       </w:r>
     </w:p>
     <w:p>
@@ -1318,7 +1318,7 @@
     <w:r>
       <w:tab/>
       <w:tab/>
-      <w:t>2026-08-20</w:t>
+      <w:t>2026-08-21</w:t>
       <w:br/>
       <w:br/>
     </w:r>

--- a/tillsyn/Söderbyskogens naturreservat tillsynsbegäran.docx
+++ b/tillsyn/Söderbyskogens naturreservat tillsynsbegäran.docx
@@ -12,7 +12,7 @@
     </w:p>
     <w:p>
       <w:r>
-        <w:t>Denna tillsynsbegäran behandlar höga naturvärden i avverkningsanmälan Söderbyskogens naturreservat i Haninge kommun som inkom 2026-08-21 och omfattar 16,8 ha.</w:t>
+        <w:t>Denna tillsynsbegäran behandlar höga naturvärden i avverkningsanmälan Söderbyskogens naturreservat i Haninge kommun som inkom 2026-08-22 och omfattar 16,8 ha.</w:t>
       </w:r>
     </w:p>
     <w:p>
@@ -1318,7 +1318,7 @@
     <w:r>
       <w:tab/>
       <w:tab/>
-      <w:t>2026-08-21</w:t>
+      <w:t>2026-08-22</w:t>
       <w:br/>
       <w:br/>
     </w:r>

--- a/tillsyn/Söderbyskogens naturreservat tillsynsbegäran.docx
+++ b/tillsyn/Söderbyskogens naturreservat tillsynsbegäran.docx
@@ -12,7 +12,7 @@
     </w:p>
     <w:p>
       <w:r>
-        <w:t>Denna tillsynsbegäran behandlar höga naturvärden i avverkningsanmälan Söderbyskogens naturreservat i Haninge kommun som inkom 2026-08-22 och omfattar 16,8 ha.</w:t>
+        <w:t>Denna tillsynsbegäran behandlar höga naturvärden i avverkningsanmälan Söderbyskogens naturreservat i Haninge kommun som inkom 2026-08-23 och omfattar 16,8 ha.</w:t>
       </w:r>
     </w:p>
     <w:p>
@@ -1318,7 +1318,7 @@
     <w:r>
       <w:tab/>
       <w:tab/>
-      <w:t>2026-08-22</w:t>
+      <w:t>2026-08-23</w:t>
       <w:br/>
       <w:br/>
     </w:r>

--- a/tillsyn/Söderbyskogens naturreservat tillsynsbegäran.docx
+++ b/tillsyn/Söderbyskogens naturreservat tillsynsbegäran.docx
@@ -12,7 +12,7 @@
     </w:p>
     <w:p>
       <w:r>
-        <w:t>Denna tillsynsbegäran behandlar höga naturvärden i avverkningsanmälan Söderbyskogens naturreservat i Haninge kommun som inkom 2026-08-23 och omfattar 16,8 ha.</w:t>
+        <w:t>Denna tillsynsbegäran behandlar höga naturvärden i avverkningsanmälan Söderbyskogens naturreservat i Haninge kommun som inkom 2026-08-24 och omfattar 16,8 ha.</w:t>
       </w:r>
     </w:p>
     <w:p>
@@ -1318,7 +1318,7 @@
     <w:r>
       <w:tab/>
       <w:tab/>
-      <w:t>2026-08-23</w:t>
+      <w:t>2026-08-24</w:t>
       <w:br/>
       <w:br/>
     </w:r>

--- a/tillsyn/Söderbyskogens naturreservat tillsynsbegäran.docx
+++ b/tillsyn/Söderbyskogens naturreservat tillsynsbegäran.docx
@@ -12,7 +12,7 @@
     </w:p>
     <w:p>
       <w:r>
-        <w:t>Denna tillsynsbegäran behandlar höga naturvärden i avverkningsanmälan Söderbyskogens naturreservat i Haninge kommun som inkom 2026-08-24 och omfattar 16,8 ha.</w:t>
+        <w:t>Denna tillsynsbegäran behandlar höga naturvärden i avverkningsanmälan Söderbyskogens naturreservat i Haninge kommun som inkom 2026-08-25 och omfattar 16,8 ha.</w:t>
       </w:r>
     </w:p>
     <w:p>
@@ -1318,7 +1318,7 @@
     <w:r>
       <w:tab/>
       <w:tab/>
-      <w:t>2026-08-24</w:t>
+      <w:t>2026-08-25</w:t>
       <w:br/>
       <w:br/>
     </w:r>

--- a/tillsyn/Söderbyskogens naturreservat tillsynsbegäran.docx
+++ b/tillsyn/Söderbyskogens naturreservat tillsynsbegäran.docx
@@ -12,7 +12,7 @@
     </w:p>
     <w:p>
       <w:r>
-        <w:t>Denna tillsynsbegäran behandlar höga naturvärden i avverkningsanmälan Söderbyskogens naturreservat i Haninge kommun som inkom 2026-08-25 och omfattar 16,8 ha.</w:t>
+        <w:t>Denna tillsynsbegäran behandlar höga naturvärden i avverkningsanmälan Söderbyskogens naturreservat i Haninge kommun som inkom 2026-08-26 och omfattar 16,8 ha.</w:t>
       </w:r>
     </w:p>
     <w:p>
@@ -1318,7 +1318,7 @@
     <w:r>
       <w:tab/>
       <w:tab/>
-      <w:t>2026-08-25</w:t>
+      <w:t>2026-08-26</w:t>
       <w:br/>
       <w:br/>
     </w:r>

--- a/tillsyn/Söderbyskogens naturreservat tillsynsbegäran.docx
+++ b/tillsyn/Söderbyskogens naturreservat tillsynsbegäran.docx
@@ -12,7 +12,7 @@
     </w:p>
     <w:p>
       <w:r>
-        <w:t>Denna tillsynsbegäran behandlar höga naturvärden i avverkningsanmälan Söderbyskogens naturreservat i Haninge kommun som inkom 2026-08-26 och omfattar 16,8 ha.</w:t>
+        <w:t>Denna tillsynsbegäran behandlar höga naturvärden i avverkningsanmälan Söderbyskogens naturreservat i Haninge kommun som inkom 2026-08-27 och omfattar 16,8 ha.</w:t>
       </w:r>
     </w:p>
     <w:p>
@@ -1318,7 +1318,7 @@
     <w:r>
       <w:tab/>
       <w:tab/>
-      <w:t>2026-08-26</w:t>
+      <w:t>2026-08-27</w:t>
       <w:br/>
       <w:br/>
     </w:r>

--- a/tillsyn/Söderbyskogens naturreservat tillsynsbegäran.docx
+++ b/tillsyn/Söderbyskogens naturreservat tillsynsbegäran.docx
@@ -12,7 +12,7 @@
     </w:p>
     <w:p>
       <w:r>
-        <w:t>Denna tillsynsbegäran behandlar höga naturvärden i avverkningsanmälan Söderbyskogens naturreservat i Haninge kommun som inkom 2026-08-27 och omfattar 16,8 ha.</w:t>
+        <w:t>Denna tillsynsbegäran behandlar höga naturvärden i avverkningsanmälan Söderbyskogens naturreservat i Haninge kommun som inkom 2026-08-28 och omfattar 16,8 ha.</w:t>
       </w:r>
     </w:p>
     <w:p>
@@ -1318,7 +1318,7 @@
     <w:r>
       <w:tab/>
       <w:tab/>
-      <w:t>2026-08-27</w:t>
+      <w:t>2026-08-28</w:t>
       <w:br/>
       <w:br/>
     </w:r>

--- a/tillsyn/Söderbyskogens naturreservat tillsynsbegäran.docx
+++ b/tillsyn/Söderbyskogens naturreservat tillsynsbegäran.docx
@@ -12,7 +12,7 @@
     </w:p>
     <w:p>
       <w:r>
-        <w:t>Denna tillsynsbegäran behandlar höga naturvärden i avverkningsanmälan Söderbyskogens naturreservat i Haninge kommun som inkom 2026-08-28 och omfattar 16,8 ha.</w:t>
+        <w:t>Denna tillsynsbegäran behandlar höga naturvärden i avverkningsanmälan Söderbyskogens naturreservat i Haninge kommun som inkom 2026-08-29 och omfattar 16,8 ha.</w:t>
       </w:r>
     </w:p>
     <w:p>
@@ -1318,7 +1318,7 @@
     <w:r>
       <w:tab/>
       <w:tab/>
-      <w:t>2026-08-28</w:t>
+      <w:t>2026-08-29</w:t>
       <w:br/>
       <w:br/>
     </w:r>

--- a/tillsyn/Söderbyskogens naturreservat tillsynsbegäran.docx
+++ b/tillsyn/Söderbyskogens naturreservat tillsynsbegäran.docx
@@ -12,7 +12,7 @@
     </w:p>
     <w:p>
       <w:r>
-        <w:t>Denna tillsynsbegäran behandlar höga naturvärden i avverkningsanmälan Söderbyskogens naturreservat i Haninge kommun som inkom 2026-08-29 och omfattar 16,8 ha.</w:t>
+        <w:t>Denna tillsynsbegäran behandlar höga naturvärden i avverkningsanmälan Söderbyskogens naturreservat i Haninge kommun som inkom 2026-08-31 och omfattar 16,8 ha.</w:t>
       </w:r>
     </w:p>
     <w:p>
@@ -1318,7 +1318,7 @@
     <w:r>
       <w:tab/>
       <w:tab/>
-      <w:t>2026-08-29</w:t>
+      <w:t>2026-08-31</w:t>
       <w:br/>
       <w:br/>
     </w:r>

--- a/tillsyn/Söderbyskogens naturreservat tillsynsbegäran.docx
+++ b/tillsyn/Söderbyskogens naturreservat tillsynsbegäran.docx
@@ -12,7 +12,7 @@
     </w:p>
     <w:p>
       <w:r>
-        <w:t>Denna tillsynsbegäran behandlar höga naturvärden i avverkningsanmälan Söderbyskogens naturreservat i Haninge kommun som inkom 2026-08-31 och omfattar 16,8 ha.</w:t>
+        <w:t>Denna tillsynsbegäran behandlar höga naturvärden i avverkningsanmälan Söderbyskogens naturreservat i Haninge kommun som inkom 2026-09-01 och omfattar 16,8 ha.</w:t>
       </w:r>
     </w:p>
     <w:p>
@@ -1318,7 +1318,7 @@
     <w:r>
       <w:tab/>
       <w:tab/>
-      <w:t>2026-08-31</w:t>
+      <w:t>2026-09-01</w:t>
       <w:br/>
       <w:br/>
     </w:r>

--- a/tillsyn/Söderbyskogens naturreservat tillsynsbegäran.docx
+++ b/tillsyn/Söderbyskogens naturreservat tillsynsbegäran.docx
@@ -12,7 +12,7 @@
     </w:p>
     <w:p>
       <w:r>
-        <w:t>Denna tillsynsbegäran behandlar höga naturvärden i avverkningsanmälan Söderbyskogens naturreservat i Haninge kommun som inkom 2026-09-01 och omfattar 16,8 ha.</w:t>
+        <w:t>Denna tillsynsbegäran behandlar höga naturvärden i avverkningsanmälan Söderbyskogens naturreservat i Haninge kommun som inkom 2026-09-02 och omfattar 16,8 ha.</w:t>
       </w:r>
     </w:p>
     <w:p>
@@ -1318,7 +1318,7 @@
     <w:r>
       <w:tab/>
       <w:tab/>
-      <w:t>2026-09-01</w:t>
+      <w:t>2026-09-02</w:t>
       <w:br/>
       <w:br/>
     </w:r>

--- a/tillsyn/Söderbyskogens naturreservat tillsynsbegäran.docx
+++ b/tillsyn/Söderbyskogens naturreservat tillsynsbegäran.docx
@@ -12,7 +12,7 @@
     </w:p>
     <w:p>
       <w:r>
-        <w:t>Denna tillsynsbegäran behandlar höga naturvärden i avverkningsanmälan Söderbyskogens naturreservat i Haninge kommun som inkom 2026-09-02 och omfattar 16,8 ha.</w:t>
+        <w:t>Denna tillsynsbegäran behandlar höga naturvärden i avverkningsanmälan Söderbyskogens naturreservat i Haninge kommun som inkom 2026-09-03 och omfattar 16,8 ha.</w:t>
       </w:r>
     </w:p>
     <w:p>
@@ -1318,7 +1318,7 @@
     <w:r>
       <w:tab/>
       <w:tab/>
-      <w:t>2026-09-02</w:t>
+      <w:t>2026-09-03</w:t>
       <w:br/>
       <w:br/>
     </w:r>

--- a/tillsyn/Söderbyskogens naturreservat tillsynsbegäran.docx
+++ b/tillsyn/Söderbyskogens naturreservat tillsynsbegäran.docx
@@ -12,7 +12,7 @@
     </w:p>
     <w:p>
       <w:r>
-        <w:t>Denna tillsynsbegäran behandlar höga naturvärden i avverkningsanmälan Söderbyskogens naturreservat i Haninge kommun som inkom 2026-09-03 och omfattar 16,8 ha.</w:t>
+        <w:t>Denna tillsynsbegäran behandlar höga naturvärden i avverkningsanmälan Söderbyskogens naturreservat i Haninge kommun som inkom 2026-09-04 och omfattar 16,8 ha.</w:t>
       </w:r>
     </w:p>
     <w:p>
@@ -1318,7 +1318,7 @@
     <w:r>
       <w:tab/>
       <w:tab/>
-      <w:t>2026-09-03</w:t>
+      <w:t>2026-09-04</w:t>
       <w:br/>
       <w:br/>
     </w:r>

--- a/tillsyn/Söderbyskogens naturreservat tillsynsbegäran.docx
+++ b/tillsyn/Söderbyskogens naturreservat tillsynsbegäran.docx
@@ -12,7 +12,7 @@
     </w:p>
     <w:p>
       <w:r>
-        <w:t>Denna tillsynsbegäran behandlar höga naturvärden i avverkningsanmälan Söderbyskogens naturreservat i Haninge kommun som inkom 2026-09-04 och omfattar 16,8 ha.</w:t>
+        <w:t>Denna tillsynsbegäran behandlar höga naturvärden i avverkningsanmälan Söderbyskogens naturreservat i Haninge kommun som inkom 2026-09-05 och omfattar 16,8 ha.</w:t>
       </w:r>
     </w:p>
     <w:p>
@@ -1318,7 +1318,7 @@
     <w:r>
       <w:tab/>
       <w:tab/>
-      <w:t>2026-09-04</w:t>
+      <w:t>2026-09-05</w:t>
       <w:br/>
       <w:br/>
     </w:r>

--- a/tillsyn/Söderbyskogens naturreservat tillsynsbegäran.docx
+++ b/tillsyn/Söderbyskogens naturreservat tillsynsbegäran.docx
@@ -12,7 +12,7 @@
     </w:p>
     <w:p>
       <w:r>
-        <w:t>Denna tillsynsbegäran behandlar höga naturvärden i avverkningsanmälan Söderbyskogens naturreservat i Haninge kommun som inkom 2026-09-05 och omfattar 16,8 ha.</w:t>
+        <w:t>Denna tillsynsbegäran behandlar höga naturvärden i avverkningsanmälan Söderbyskogens naturreservat i Haninge kommun som inkom 2026-09-06 och omfattar 16,8 ha.</w:t>
       </w:r>
     </w:p>
     <w:p>
@@ -1318,7 +1318,7 @@
     <w:r>
       <w:tab/>
       <w:tab/>
-      <w:t>2026-09-05</w:t>
+      <w:t>2026-09-06</w:t>
       <w:br/>
       <w:br/>
     </w:r>

--- a/tillsyn/Söderbyskogens naturreservat tillsynsbegäran.docx
+++ b/tillsyn/Söderbyskogens naturreservat tillsynsbegäran.docx
@@ -12,7 +12,7 @@
     </w:p>
     <w:p>
       <w:r>
-        <w:t>Denna tillsynsbegäran behandlar höga naturvärden i avverkningsanmälan Söderbyskogens naturreservat i Haninge kommun som inkom 2026-09-06 och omfattar 16,8 ha.</w:t>
+        <w:t>Denna tillsynsbegäran behandlar höga naturvärden i avverkningsanmälan Söderbyskogens naturreservat i Haninge kommun som inkom 2026-09-07 och omfattar 16,8 ha.</w:t>
       </w:r>
     </w:p>
     <w:p>
@@ -1318,7 +1318,7 @@
     <w:r>
       <w:tab/>
       <w:tab/>
-      <w:t>2026-09-06</w:t>
+      <w:t>2026-09-07</w:t>
       <w:br/>
       <w:br/>
     </w:r>
